--- a/tillsyn/A 3151-2025 tillsynsbegäran.docx
+++ b/tillsyn/A 3151-2025 tillsynsbegäran.docx
@@ -2556,7 +2556,7 @@
     <w:r>
       <w:tab/>
       <w:tab/>
-      <w:t>2026-09-14</w:t>
+      <w:t>2026-09-15</w:t>
       <w:br/>
       <w:br/>
     </w:r>

--- a/tillsyn/A 3151-2025 tillsynsbegäran.docx
+++ b/tillsyn/A 3151-2025 tillsynsbegäran.docx
@@ -2556,7 +2556,7 @@
     <w:r>
       <w:tab/>
       <w:tab/>
-      <w:t>2026-09-15</w:t>
+      <w:t>2026-09-16</w:t>
       <w:br/>
       <w:br/>
     </w:r>

--- a/tillsyn/A 3151-2025 tillsynsbegäran.docx
+++ b/tillsyn/A 3151-2025 tillsynsbegäran.docx
@@ -2556,7 +2556,7 @@
     <w:r>
       <w:tab/>
       <w:tab/>
-      <w:t>2026-09-16</w:t>
+      <w:t>2026-09-17</w:t>
       <w:br/>
       <w:br/>
     </w:r>

--- a/tillsyn/A 3151-2025 tillsynsbegäran.docx
+++ b/tillsyn/A 3151-2025 tillsynsbegäran.docx
@@ -2556,7 +2556,7 @@
     <w:r>
       <w:tab/>
       <w:tab/>
-      <w:t>2026-09-17</w:t>
+      <w:t>2026-09-18</w:t>
       <w:br/>
       <w:br/>
     </w:r>

--- a/tillsyn/A 3151-2025 tillsynsbegäran.docx
+++ b/tillsyn/A 3151-2025 tillsynsbegäran.docx
@@ -2556,7 +2556,7 @@
     <w:r>
       <w:tab/>
       <w:tab/>
-      <w:t>2026-09-18</w:t>
+      <w:t>2026-09-19</w:t>
       <w:br/>
       <w:br/>
     </w:r>

--- a/tillsyn/A 3151-2025 tillsynsbegäran.docx
+++ b/tillsyn/A 3151-2025 tillsynsbegäran.docx
@@ -2556,7 +2556,7 @@
     <w:r>
       <w:tab/>
       <w:tab/>
-      <w:t>2026-09-19</w:t>
+      <w:t>2026-09-21</w:t>
       <w:br/>
       <w:br/>
     </w:r>

--- a/tillsyn/A 3151-2025 tillsynsbegäran.docx
+++ b/tillsyn/A 3151-2025 tillsynsbegäran.docx
@@ -22,7 +22,7 @@
       <w:r>
         <w:drawing>
           <wp:inline xmlns:a="http://schemas.openxmlformats.org/drawingml/2006/main" xmlns:pic="http://schemas.openxmlformats.org/drawingml/2006/picture">
-            <wp:extent cx="4960345" cy="5724000"/>
+            <wp:extent cx="4823724" cy="5724000"/>
             <wp:docPr id="1" name="Picture 1"/>
             <wp:cNvGraphicFramePr>
               <a:graphicFrameLocks noChangeAspect="1"/>
@@ -43,7 +43,7 @@
                   <pic:spPr>
                     <a:xfrm>
                       <a:off x="0" y="0"/>
-                      <a:ext cx="4960345" cy="5724000"/>
+                      <a:ext cx="4823724" cy="5724000"/>
                     </a:xfrm>
                     <a:prstGeom prst="rect"/>
                   </pic:spPr>
@@ -65,7 +65,7 @@
     </w:p>
     <w:p>
       <w:r>
-        <w:t>I och inom 25 meter från avverkningsanmälan finns fynd av 53 naturvårdsarter, varav 23 är rödlistade, 17 är fridlysta, 33 är typiska (T) och 20 är signalarter (S): garnlav (VU, T), goliatmusseron (VU, T), gränsticka (VU, T), gul taggsvamp (VU, T), knärot (VU, T, §8), ringlav (VU), rotfingersvamp (VU), dropptaggsvamp (NT, T), fjällig taggsvamp s.str. (NT), fyrflikig jordstjärna (NT, T), mindre hackspett (NT, T, §4), motaggsvamp (NT, T), reliktbock (NT, T), skarp dropptaggsvamp (NT), talltagel (NT, T), tallticka (NT, T), talltita (NT, §4), tjockfotad fingersvamp (NT), ullticka (NT, T), vedskivlav (NT, T), vedtrappmossa (NT, T), vintertagging (NT), vågticka (NT), björksplintborre (S), blomkålssvamp (S), blåmossa (S, T), bronshjon (S, T), granbarkgnagare (S, T), grovticka (S, T), grön sköldmossa (S, T, §8), grönpyrola (S, T), jättesvampmal (S), korallrot (S, T, §8), mindre märgborre (S, T), nästlav (S, T), plattlummer (S, T, §9), spindelblomster (S, T, §8), stubbspretmossa (S, T), thomsons trägnagare (S), trådticka (S, T), vedticka (S, T), västlig hakmossa (S), vågbandad barkbock (S), mattlummer (T, §9), spillkråka (T, §4), tjäder (T, §4), tofsmes (T, §4), åkergroda (§4a), vanlig groda (§6), vanlig padda (§6), vanlig snok (§6), fläcknycklar (§8) och revlummer (§9). Se Figur 1.</w:t>
+        <w:t>I och inom 25 meter från avverkningsanmälan finns fynd av 58 naturvårdsarter, varav 25 är rödlistade, 22 är fridlysta, 33 är typiska (T) och 20 är signalarter (S): garnlav (VU, T), goliatmusseron (VU, T), gränsticka (VU, T), gul taggsvamp (VU, T), knärot (VU, T, §8), ringlav (VU), rotfingersvamp (VU), brunlångöra (NT, §4a), dropptaggsvamp (NT, T), fjällig taggsvamp s.str. (NT), fyrflikig jordstjärna (NT, T), mindre hackspett (NT, T, §4), motaggsvamp (NT, T), nordfladdermus (NT, §4a), reliktbock (NT, T), skarp dropptaggsvamp (NT), talltagel (NT, T), tallticka (NT, T), talltita (NT, §4), tjockfotad fingersvamp (NT), ullticka (NT, T), vedskivlav (NT, T), vedtrappmossa (NT, T), vintertagging (NT), vågticka (NT), björksplintborre (S), blomkålssvamp (S), blåmossa (S, T), bronshjon (S, T), granbarkgnagare (S, T), grovticka (S, T), grön sköldmossa (S, T, §8), grönpyrola (S, T), jättesvampmal (S), korallrot (S, T, §8), mindre märgborre (S, T), nästlav (S, T), plattlummer (S, T, §9), spindelblomster (S, T, §8), stubbspretmossa (S, T), thomsons trägnagare (S), trådticka (S, T), vedticka (S, T), västlig hakmossa (S), vågbandad barkbock (S), mattlummer (T, §9), spillkråka (T, §4), tjäder (T, §4), tofsmes (T, §4), dvärgpipistrell (§4a), större brunfladdermus (§4a), vattenfladdermus (§4a), åkergroda (§4a), vanlig groda (§6), vanlig padda (§6), vanlig snok (§6), fläcknycklar (§8) och revlummer (§9). Se Figur 1.</w:t>
       </w:r>
     </w:p>
     <w:p>
@@ -320,6 +320,35 @@
         <w:rPr>
           <w:b/>
         </w:rPr>
+        <w:t>Brunlångöra (NT, §4a)</w:t>
+      </w:r>
+      <w:r>
+        <w:t xml:space="preserve"> omfattas av bilaga 4 EU:s art- och habitatdirektiv vilket innebär att arten och dess livsmiljöer är strikt skyddade. Brunlångöra förekommer framförallt inne i relativt tät skog men födosöker också i trädgårdar, parker och hagar. Den har minskat med 17,5 (5–30) % under de senaste 21 åren och minskningstakten för den svenska populationen bedöms vara nära gränsvärdet för Sårbar (VU). (A2bc). Brunlångöra är typisk art för </w:t>
+      </w:r>
+      <w:r>
+        <w:rPr>
+          <w:i/>
+        </w:rPr>
+        <w:t>8310 Grottor</w:t>
+      </w:r>
+      <w:r>
+        <w:t xml:space="preserve"> och </w:t>
+      </w:r>
+      <w:r>
+        <w:rPr>
+          <w:i/>
+        </w:rPr>
+        <w:t>8330</w:t>
+      </w:r>
+      <w:r>
+        <w:t xml:space="preserve"> (SLU Artdatabanken, 2024).</w:t>
+      </w:r>
+    </w:p>
+    <w:p>
+      <w:r>
+        <w:rPr>
+          <w:b/>
+        </w:rPr>
         <w:t>Dropptaggsvamp (NT)</w:t>
       </w:r>
       <w:r>
@@ -411,6 +440,17 @@
         <w:rPr>
           <w:b/>
         </w:rPr>
+        <w:t>Nordfladdermus (NT, §4a)</w:t>
+      </w:r>
+      <w:r>
+        <w:t xml:space="preserve"> omfattas av bilaga 4 EU:s art- och habitatdirektiv vilket innebär ett strikt skydd där arten och dess livsmiljöer ska bevaras. Nordfladdermus föredrar variationsrik skog med förekomst av sjöar, vattendrag och våtmarker och hittas framförallt i halvöppna miljöer som trädbärande beteshagar och i kantzoner mellan skog och odlingsmark. Den undviker stora öppna områden som stora hyggen och större sammanhängande planteringar vilket minskar längden bryn och landskapets heterogenitet och därmed födotillgången och mängden lämpliga jaktplatser. Skogsbruksåtgärder som leder till minskad förekomst av äldre, gles skog och då särskilt tillgång på hålträd och träd med löst sittande bark kan leda till brist på koloniplatser och viloplatser. Nordfladdermus har minskat med 27,5 (5–50) % under de senaste 21 åren och minskningstakten för den svenska populationen bedöms vara nära gränsvärdet för Sårbar (VU). (A2bc) (SLU Artdatabanken, 2024; Skogsstyrelsen, 2016).</w:t>
+      </w:r>
+    </w:p>
+    <w:p>
+      <w:r>
+        <w:rPr>
+          <w:b/>
+        </w:rPr>
         <w:t>Reliktbock (NT)</w:t>
       </w:r>
       <w:r>
@@ -1118,6 +1158,57 @@
       </w:r>
       <w:r>
         <w:t>(SLU Artdatabanken, 2025).</w:t>
+      </w:r>
+    </w:p>
+    <w:p>
+      <w:r>
+        <w:rPr>
+          <w:b/>
+        </w:rPr>
+        <w:t>Dvärgpipistrell (§4a)</w:t>
+      </w:r>
+      <w:r>
+        <w:t xml:space="preserve"> omfattas av bilaga 4 EU:s art- och habitatdirektiv vilket innebär ett strikt skydd där arten och dess livsmiljöer ska bevaras. Arten förekommer i alla typer av glesare skogar men föredrar framförallt lövskog. Den födosöker inne bland träden och man hittar den i trädbärande beteshagar, i kantzoner mellan skog och odlingsmark, i närheten av vatten och i bymiljöer. Den undviker stora sammanhängande öppna miljöer såsom åkrar och hyggen. Skogsbruksåtgärder som leder till minskad förekomst av äldre, gles skog och då särskilt tillgång på hålträd och träd med löst sittande bark kan leda till brist på koloniplatser och viloplatser (SLU Artdatabanken, 2024; Skogsstyrelsen, 2016).</w:t>
+      </w:r>
+    </w:p>
+    <w:p>
+      <w:r>
+        <w:rPr>
+          <w:b/>
+        </w:rPr>
+        <w:t>Större brunfladdermus (§4a)</w:t>
+      </w:r>
+      <w:r>
+        <w:t xml:space="preserve"> omfattas av bilaga 4 EU:s art- och habitatdirektiv vilket innebär ett strikt skydd där arten och dess livsmiljöer ska bevaras. Den lever huvudsakligen i större skogsområden med gamla lövträdsbestånd, där den jagar i alla typer av öppna och halvöppna miljöer, ofta över stora sjöar och vattendrag, strandängar, betes- och slåttermarker. Under året utnyttjar fladdermössen många olika miljöer och ett effektivt bevarandearbete måste därför utgå från ett landskapsekologiskt perspektiv. Den viktigaste faktorn för om fladdermössen ska kunna leva i ett område är tillgången på föda i form av nattaktiva insekter. Ett bra hemområde måste erbjuda god födotillgång under hela aktivitetsperioden. Åtgärder som bevarar och gynnar en hög insektsproduktion är därför centrala. I ett varierat landskap med hög andel äldre lövträd, småvatten, sumpskogar, öppna våtmarker, ängar och betesmarker avlöser olika insektsgrupper varandra vilket gör att det hela tiden finns tillräckligt med föda. Gamla träd med grov bark, skador, håligheter eller döda delar bör lämnas och yngre träd (efterträdare) tillåtas finnas kvar och åldras för att säkra framtida förekomst av lämpliga yngelmiljöer. Övervintringsplatser måste skyddas effektivt från störningar (SLU Artdatabanken, 2024).</w:t>
+      </w:r>
+    </w:p>
+    <w:p>
+      <w:r>
+        <w:rPr>
+          <w:b/>
+        </w:rPr>
+        <w:t>Vattenfladdermus (§4a)</w:t>
+      </w:r>
+      <w:r>
+        <w:t xml:space="preserve"> omfattas av bilaga 4 EU:s art- och habitatdirektiv vilket innebär ett strikt skydd där arten och dess livsmiljöer ska bevaras. Arten förekommer mest vid vatten, vid både sjöar och vattendrag där den födosöker antingen tätt ovanför vattenytan eller i strandskog. Kolonin kan ligga ganska långt från vatten och den kan ibland jaga i skog flera kilometer från vatten. För vattenfladdermusen bör framförallt åtgärder planeras och vidtas i strandnära områden. Sumpskog och hålträd behöver bevaras och återskapas. Gamla träd med grov bark, skador, håligheter eller döda delar bör lämnas och yngre träd (efterträdare) tillåtas finnas kvar och åldras för att säkra framtida förekomst av lämpliga yngelmiljöer. Övervintringsplatser måste skyddas effektivt från störningar. Vattenfladdermus är typisk art för </w:t>
+      </w:r>
+      <w:r>
+        <w:rPr>
+          <w:i/>
+        </w:rPr>
+        <w:t>8310 Grottor</w:t>
+      </w:r>
+      <w:r>
+        <w:t xml:space="preserve"> och </w:t>
+      </w:r>
+      <w:r>
+        <w:rPr>
+          <w:i/>
+        </w:rPr>
+        <w:t>8330 Havsgrottor</w:t>
+      </w:r>
+      <w:r>
+        <w:t xml:space="preserve"> (SLU Artdatabanken, 2025).</w:t>
       </w:r>
     </w:p>
     <w:p>
@@ -1468,36 +1559,40 @@
         <w:pStyle w:val="Heading1"/>
       </w:pPr>
       <w:r>
-        <w:t>Mindre hackspett – ekologi samt krav på livsmiljön</w:t>
-      </w:r>
-    </w:p>
-    <w:p>
-      <w:r>
-        <w:t xml:space="preserve">Mindre hackspett (NT) är rödlistad som nära hotad, fridlyst och prioriterad art i Skogsvårdslagen. Den är typisk art för </w:t>
+        <w:t>Brunlångöra – ekologi samt krav på livsmiljön</w:t>
+      </w:r>
+    </w:p>
+    <w:p>
+      <w:r>
+        <w:t>Brunlångöra (NT, §4a) omfattas av bilaga 4 EU:s art- och habitatdirektiv vilket innebär ett strikt skydd för arten och dess livsmiljöer. Den har minskat med 17,5 (5–30) % under de senaste 21 åren och minskningstakten för den svenska populationen bedöms vara nära gränsvärdet för Sårbar (VU). (A2bc) (SLU Artdatabanken, 2024).</w:t>
+      </w:r>
+    </w:p>
+    <w:p>
+      <w:r>
+        <w:t>Brunlångöra förekommer framförallt inne i relativt tät skog men födosöker också runt hus, i parker, trädgårdar och hagar. Arten har ett mycket karakteristiskt jaktbeteende då den flyger tätt intill vegetationen så som träd och buskar eller lågt över marken där den plockar insekter och spindlar direkt från blad, grenar och grässtrån. Arten kan till och med ryttla, stå stilla i luften med fladdrande vingar. Kolonierna finns ofta i stora byggnader som kyrkor, lador och magasin. Arten påverkas negativt av belysning, och en kraftig minskning har observerats på ett antal koloniplatser i södra Sverige (SLU Artdatabanken, 2024).</w:t>
+      </w:r>
+    </w:p>
+    <w:p>
+      <w:r>
+        <w:t xml:space="preserve">Den viktigaste faktorn för om fladdermössen ska kunna leva i ett område är tillgången på föda i form av nattaktiva insekter. Ett bra hemområde måste erbjuda god födotillgång under hela aktivitetsperioden. Åtgärder som bevarar och gynnar en hög insektsproduktion är därför centrala. I ett varierat landskap med hög andel äldre lövträd, småvatten, sumpskogar, öppna våtmarker, ängar och betesmarker avlöser olika insektsgrupper varandra vilket gör att det hela tiden finns tillräckligt med föda. Brunlångöra är typisk art för </w:t>
       </w:r>
       <w:r>
         <w:rPr>
           <w:i/>
         </w:rPr>
-        <w:t>9010 Taiga, 9750 Svämlövskog, 9080 Lövsumpskog, 9030 Landhöjningsskog och 9040 Fjällbjörkskog</w:t>
-      </w:r>
-      <w:r>
-        <w:t>. Minskningstakten har uppgått till 25 (10–40) % under de senaste 15 åren och bedöms vara nära gränsvärdet för Sårbar (VU). (A2bc). (SLU Artdatabanken 2021).</w:t>
-      </w:r>
-    </w:p>
-    <w:p>
-      <w:r>
-        <w:t>Den mindre hackspetten lever i löv- och blandskog med förekomst av äldre lövträd, gärna ädellövträd i södra Sverige. Norrut förekommer arten i gamla löv- och blandskogar med al, björk och asp. Ett mycket glest bestånd förekommer i fjällbjörkskogen. Under vintern kan födosök ske även i äldre grandominerad skog, troligen för att den ger bättre skydd mot rovdjur och rovfåglar än ren lövskog. (SLU Artdatabanken, 2021).</w:t>
-      </w:r>
-    </w:p>
-    <w:p>
-      <w:r>
-        <w:t>Arten har stora revir och höga krav när det gäller förekomst av lövskog på landskapsnivå. För att häcka framgångsrikt behöver ett par cirka 40 ha äldre lövdominerad skog inom ett område på upp till 200 ha. Under vintern utsträcks födosöket till ett större område på flera hundra hektar, men varje individ återvänder till samma natthål kväll efter kväll. Arten häckar i murkna lövträdsstammar eller stubbar (oftast klibbal eller björk), vanligen 3–7 meter över marken. Ett nytt bohål hackas ut varje vår (Skogsstyrelsen, 2016 &amp; SLU Artdatabanken, 2021).</w:t>
-      </w:r>
-    </w:p>
-    <w:p>
-      <w:r>
-        <w:t>Den mindre hackspetten missgynnas av gallring i löv- och blandskogar, om lövträd tas bort. Vidare så missgynnas arten starkt genom avverkning av äldre lövträd, dränering och avverkning av al- och björkkärr, röjning eller gallring av täta strandskogar, alkärr samt borttagande av murkna träd och grenar. Nedhuggning av äldre hagmarksbjörkar och alar är också negativt. Arten hotas dessutom av biobränsleuttag i gamla inägomarker och andra lövskogar (Skogsstyrelsen, 2016 &amp; SLU Artdatabanken, 2021).</w:t>
+        <w:t>8310 Grottor</w:t>
+      </w:r>
+      <w:r>
+        <w:t xml:space="preserve"> och </w:t>
+      </w:r>
+      <w:r>
+        <w:rPr>
+          <w:i/>
+        </w:rPr>
+        <w:t>8330 Havsgrottor</w:t>
+      </w:r>
+      <w:r>
+        <w:t xml:space="preserve"> (SLU Artdatabanken, 2024).</w:t>
       </w:r>
     </w:p>
     <w:p>
@@ -1505,6 +1600,65 @@
         <w:pStyle w:val="Heading2"/>
       </w:pPr>
       <w:r>
+        <w:t>Referenser – brunlångöra</w:t>
+      </w:r>
+    </w:p>
+    <w:p>
+      <w:r>
+        <w:t>SLU Artdatabanken, 2024.</w:t>
+      </w:r>
+      <w:r>
+        <w:rPr>
+          <w:i/>
+        </w:rPr>
+        <w:t xml:space="preserve"> Artfakta: brunlångöra (Plecotus auritus). </w:t>
+      </w:r>
+      <w:r>
+        <w:t>https://artfakta.se/taxa/206002</w:t>
+      </w:r>
+    </w:p>
+    <w:p>
+      <w:pPr>
+        <w:pStyle w:val="Heading1"/>
+      </w:pPr>
+      <w:r>
+        <w:t>Mindre hackspett – ekologi samt krav på livsmiljön</w:t>
+      </w:r>
+    </w:p>
+    <w:p>
+      <w:r>
+        <w:t xml:space="preserve">Mindre hackspett (NT) är rödlistad som nära hotad, fridlyst och prioriterad art i Skogsvårdslagen. Den är typisk art för </w:t>
+      </w:r>
+      <w:r>
+        <w:rPr>
+          <w:i/>
+        </w:rPr>
+        <w:t>9010 Taiga, 9750 Svämlövskog, 9080 Lövsumpskog, 9030 Landhöjningsskog och 9040 Fjällbjörkskog</w:t>
+      </w:r>
+      <w:r>
+        <w:t>. Minskningstakten har uppgått till 25 (10–40) % under de senaste 15 åren och bedöms vara nära gränsvärdet för Sårbar (VU). (A2bc). (SLU Artdatabanken 2021).</w:t>
+      </w:r>
+    </w:p>
+    <w:p>
+      <w:r>
+        <w:t>Den mindre hackspetten lever i löv- och blandskog med förekomst av äldre lövträd, gärna ädellövträd i södra Sverige. Norrut förekommer arten i gamla löv- och blandskogar med al, björk och asp. Ett mycket glest bestånd förekommer i fjällbjörkskogen. Under vintern kan födosök ske även i äldre grandominerad skog, troligen för att den ger bättre skydd mot rovdjur och rovfåglar än ren lövskog. (SLU Artdatabanken, 2021).</w:t>
+      </w:r>
+    </w:p>
+    <w:p>
+      <w:r>
+        <w:t>Arten har stora revir och höga krav när det gäller förekomst av lövskog på landskapsnivå. För att häcka framgångsrikt behöver ett par cirka 40 ha äldre lövdominerad skog inom ett område på upp till 200 ha. Under vintern utsträcks födosöket till ett större område på flera hundra hektar, men varje individ återvänder till samma natthål kväll efter kväll. Arten häckar i murkna lövträdsstammar eller stubbar (oftast klibbal eller björk), vanligen 3–7 meter över marken. Ett nytt bohål hackas ut varje vår (Skogsstyrelsen, 2016 &amp; SLU Artdatabanken, 2021).</w:t>
+      </w:r>
+    </w:p>
+    <w:p>
+      <w:r>
+        <w:t>Den mindre hackspetten missgynnas av gallring i löv- och blandskogar, om lövträd tas bort. Vidare så missgynnas arten starkt genom avverkning av äldre lövträd, dränering och avverkning av al- och björkkärr, röjning eller gallring av täta strandskogar, alkärr samt borttagande av murkna träd och grenar. Nedhuggning av äldre hagmarksbjörkar och alar är också negativt. Arten hotas dessutom av biobränsleuttag i gamla inägomarker och andra lövskogar (Skogsstyrelsen, 2016 &amp; SLU Artdatabanken, 2021).</w:t>
+      </w:r>
+    </w:p>
+    <w:p>
+      <w:pPr>
+        <w:pStyle w:val="Heading2"/>
+      </w:pPr>
+      <w:r>
         <w:t>Referenser – mindre hackspett</w:t>
       </w:r>
     </w:p>
@@ -1534,6 +1688,65 @@
       </w:r>
       <w:r>
         <w:t>SLU Artdatabanken, Uppsala</w:t>
+      </w:r>
+    </w:p>
+    <w:p>
+      <w:pPr>
+        <w:pStyle w:val="Heading1"/>
+      </w:pPr>
+      <w:r>
+        <w:t>Nordfladdermus – ekologi samt krav på livsmiljön</w:t>
+      </w:r>
+    </w:p>
+    <w:p>
+      <w:r>
+        <w:t>Nordfladdermus (NT, §4a) omfattas av bilaga 4 EU:s art- och habitatdirektiv vilket innebär ett strikt skydd för arten och dess livsmiljöer. Arten har minskat med 27,5 (5–50) % under de senaste 21 åren och minskningstakten för den svenska populationen bedöms vara nära gränsvärdet för Sårbar (VU). (A2bc) (SLU Artdatabanken, 2024).</w:t>
+      </w:r>
+    </w:p>
+    <w:p>
+      <w:r>
+        <w:t>Nordfladdermus föredrar variationsrik skog med förekomst av sjöar, vattendrag och våtmarker och hittas framförallt i halvöppna miljöer som trädbärande beteshagar och i kantzoner mellan skog och odlingsmark. Den undviker stora öppna områden som stora hyggen och större sammanhängande planteringar vilket minskar längden bryn och landskapets heterogenitet och därmed födotillgången och mängden lämpliga jaktplatser. Skogsbruksåtgärder som leder till minskad förekomst av äldre, gles skog och då särskilt tillgång på hålträd och träd med löst sittande bark kan leda till brist på koloniplatser och viloplatser (SLU Artdatabanken, 2024; Skogsstyrelsen, 2016).</w:t>
+      </w:r>
+    </w:p>
+    <w:p>
+      <w:r>
+        <w:t>Fladdermöss är beroende av hänsyn på landskapsnivå och det är viktigt att alla typer av vatten och våtmarker samt fuktiga skogspartier återställs och bevaras. Sväm- och sumpskog ska alltid sparas, och äldre lövmiljöer bör alltid sparas för födosök, koloniplatser och viloplatser. Utöver kantzoner mot vatten och våtmarker bör tillräckligt breda skyddszoner av uppväxt skog sparas för att skapa och bevara vindskyddade födosöksmiljöer. Genom att binda samman befintliga skogsbestånd med korridorer av uppvuxen skog skapas ett fladdermusvänligt landskap (SLU Artdatabanken, 2024; Skogsstyrelsen, 2016).</w:t>
+      </w:r>
+    </w:p>
+    <w:p>
+      <w:pPr>
+        <w:pStyle w:val="Heading2"/>
+      </w:pPr>
+      <w:r>
+        <w:t>Referenser – nordfladdermus</w:t>
+      </w:r>
+    </w:p>
+    <w:p>
+      <w:r>
+        <w:t xml:space="preserve">Skogsstyrelsen, 2016. </w:t>
+      </w:r>
+      <w:r>
+        <w:rPr>
+          <w:i/>
+        </w:rPr>
+        <w:t xml:space="preserve">Vägledning för hänsyn till nordfladdermus. </w:t>
+      </w:r>
+      <w:r>
+        <w:t>Vägledningar och kunskapsstöd artskydd - Skogsstyrelsen</w:t>
+      </w:r>
+    </w:p>
+    <w:p>
+      <w:r>
+        <w:t>SLU Artdatabanken, 2024.</w:t>
+      </w:r>
+      <w:r>
+        <w:rPr>
+          <w:i/>
+        </w:rPr>
+        <w:t xml:space="preserve">  Artfakta: nordfladdermus (Eptesicus nilssonii). </w:t>
+      </w:r>
+      <w:r>
+        <w:t>https://artfakta.se/taxa/205998</w:t>
       </w:r>
     </w:p>
     <w:p>
@@ -2178,6 +2391,60 @@
       </w:r>
       <w:r>
         <w:t>SLU Artdatabanken, Uppsala</w:t>
+      </w:r>
+    </w:p>
+    <w:p>
+      <w:pPr>
+        <w:pStyle w:val="Heading1"/>
+      </w:pPr>
+      <w:r>
+        <w:t>Dvärgpipistrell – ekologi samt krav på livsmiljön</w:t>
+      </w:r>
+    </w:p>
+    <w:p>
+      <w:r>
+        <w:t>Dvärgpipistrell (§4a) omfattas av bilaga 4 EU:s art- och habitatdirektiv vilket innebär ett strikt skydd för arten och dess livsmiljöer. Arten förekommer i alla typer av glesare skogar men föredrar framförallt lövskog. Den födosöker inne bland träden och man hittar den i trädbärande beteshagar, i kantzoner mellan skog och odlingsmark, i närheten av vatten och i bymiljöer. Den undviker stora sammanhängande öppna miljöer såsom åkrar och hyggen. Skogsbruksåtgärder som leder till minskad förekomst av äldre, gles skog och då särskilt tillgång på hålträd och träd med löst sittande bark kan leda till brist på koloniplatser och viloplatser (SLU Artdatabanken, 2024; Skogsstyrelsen, 2016).</w:t>
+      </w:r>
+    </w:p>
+    <w:p>
+      <w:r>
+        <w:t>Fladdermöss är beroende av hänsyn på landskapsnivå och det är viktigt att alla typer av vatten och våtmarker samt fuktiga skogspartier återställs och bevaras. Sväm- och sumpskog ska alltid sparas, och äldre lövmiljöer bör alltid sparas för födosök, koloniplatser och viloplatser. Utöver kantzoner mot vatten och våtmarker bör tillräckligt breda skyddszoner av uppväxt skog sparas för att skapa och bevara vindskyddade födosöksmiljöer. Genom att binda samman befintliga skogsbestånd med korridorer av uppvuxen skog skapas ett fladdermusvänligt landskap (SLU Artdatabanken, 2024; Skogsstyrelsen, 2016).</w:t>
+      </w:r>
+    </w:p>
+    <w:p>
+      <w:pPr>
+        <w:pStyle w:val="Heading2"/>
+      </w:pPr>
+      <w:r>
+        <w:t>Referenser – dvärgpipistrell</w:t>
+      </w:r>
+    </w:p>
+    <w:p>
+      <w:r>
+        <w:t xml:space="preserve">Skogsstyrelsen, 2016. </w:t>
+      </w:r>
+      <w:r>
+        <w:rPr>
+          <w:i/>
+        </w:rPr>
+        <w:t xml:space="preserve">Vägledning för hänsyn till pipistrell. </w:t>
+      </w:r>
+      <w:r>
+        <w:t>Vägledningar och kunskapsstöd artskydd - Skogsstyrelsen</w:t>
+      </w:r>
+    </w:p>
+    <w:p>
+      <w:r>
+        <w:t>SLU Artdatabanken, 2024.</w:t>
+      </w:r>
+      <w:r>
+        <w:rPr>
+          <w:i/>
+        </w:rPr>
+        <w:t xml:space="preserve">  Artfakta: dvärgpipistrell (Pipistrellus pygmaeus). </w:t>
+      </w:r>
+      <w:r>
+        <w:t>https://artfakta.se/taxa/205995</w:t>
       </w:r>
     </w:p>
     <w:p>
@@ -2556,7 +2823,7 @@
     <w:r>
       <w:tab/>
       <w:tab/>
-      <w:t>2026-09-21</w:t>
+      <w:t>2026-09-23</w:t>
       <w:br/>
       <w:br/>
     </w:r>

--- a/tillsyn/A 3151-2025 tillsynsbegäran.docx
+++ b/tillsyn/A 3151-2025 tillsynsbegäran.docx
@@ -2823,7 +2823,7 @@
     <w:r>
       <w:tab/>
       <w:tab/>
-      <w:t>2026-09-23</w:t>
+      <w:t>2026-09-24</w:t>
       <w:br/>
       <w:br/>
     </w:r>

--- a/tillsyn/A 3151-2025 tillsynsbegäran.docx
+++ b/tillsyn/A 3151-2025 tillsynsbegäran.docx
@@ -2823,7 +2823,7 @@
     <w:r>
       <w:tab/>
       <w:tab/>
-      <w:t>2026-09-24</w:t>
+      <w:t>2026-09-25</w:t>
       <w:br/>
       <w:br/>
     </w:r>

--- a/tillsyn/A 3151-2025 tillsynsbegäran.docx
+++ b/tillsyn/A 3151-2025 tillsynsbegäran.docx
@@ -2823,7 +2823,7 @@
     <w:r>
       <w:tab/>
       <w:tab/>
-      <w:t>2026-09-25</w:t>
+      <w:t>2026-09-26</w:t>
       <w:br/>
       <w:br/>
     </w:r>

--- a/tillsyn/A 3151-2025 tillsynsbegäran.docx
+++ b/tillsyn/A 3151-2025 tillsynsbegäran.docx
@@ -22,7 +22,7 @@
       <w:r>
         <w:drawing>
           <wp:inline xmlns:a="http://schemas.openxmlformats.org/drawingml/2006/main" xmlns:pic="http://schemas.openxmlformats.org/drawingml/2006/picture">
-            <wp:extent cx="4823724" cy="5724000"/>
+            <wp:extent cx="4847729" cy="5724000"/>
             <wp:docPr id="1" name="Picture 1"/>
             <wp:cNvGraphicFramePr>
               <a:graphicFrameLocks noChangeAspect="1"/>
@@ -43,7 +43,7 @@
                   <pic:spPr>
                     <a:xfrm>
                       <a:off x="0" y="0"/>
-                      <a:ext cx="4823724" cy="5724000"/>
+                      <a:ext cx="4847729" cy="5724000"/>
                     </a:xfrm>
                     <a:prstGeom prst="rect"/>
                   </pic:spPr>
@@ -2823,7 +2823,7 @@
     <w:r>
       <w:tab/>
       <w:tab/>
-      <w:t>2026-09-26</w:t>
+      <w:t>2026-09-27</w:t>
       <w:br/>
       <w:br/>
     </w:r>

--- a/tillsyn/A 3151-2025 tillsynsbegäran.docx
+++ b/tillsyn/A 3151-2025 tillsynsbegäran.docx
@@ -2823,7 +2823,7 @@
     <w:r>
       <w:tab/>
       <w:tab/>
-      <w:t>2026-09-27</w:t>
+      <w:t>2026-09-28</w:t>
       <w:br/>
       <w:br/>
     </w:r>

--- a/tillsyn/A 3151-2025 tillsynsbegäran.docx
+++ b/tillsyn/A 3151-2025 tillsynsbegäran.docx
@@ -2823,7 +2823,7 @@
     <w:r>
       <w:tab/>
       <w:tab/>
-      <w:t>2026-09-28</w:t>
+      <w:t>2026-09-29</w:t>
       <w:br/>
       <w:br/>
     </w:r>

--- a/tillsyn/A 3151-2025 tillsynsbegäran.docx
+++ b/tillsyn/A 3151-2025 tillsynsbegäran.docx
@@ -22,7 +22,7 @@
       <w:r>
         <w:drawing>
           <wp:inline xmlns:a="http://schemas.openxmlformats.org/drawingml/2006/main" xmlns:pic="http://schemas.openxmlformats.org/drawingml/2006/picture">
-            <wp:extent cx="4847729" cy="5724000"/>
+            <wp:extent cx="4854836" cy="5724000"/>
             <wp:docPr id="1" name="Picture 1"/>
             <wp:cNvGraphicFramePr>
               <a:graphicFrameLocks noChangeAspect="1"/>
@@ -43,7 +43,7 @@
                   <pic:spPr>
                     <a:xfrm>
                       <a:off x="0" y="0"/>
-                      <a:ext cx="4847729" cy="5724000"/>
+                      <a:ext cx="4854836" cy="5724000"/>
                     </a:xfrm>
                     <a:prstGeom prst="rect"/>
                   </pic:spPr>
@@ -65,7 +65,7 @@
     </w:p>
     <w:p>
       <w:r>
-        <w:t>I och inom 25 meter från avverkningsanmälan finns fynd av 58 naturvårdsarter, varav 25 är rödlistade, 22 är fridlysta, 33 är typiska (T) och 20 är signalarter (S): garnlav (VU, T), goliatmusseron (VU, T), gränsticka (VU, T), gul taggsvamp (VU, T), knärot (VU, T, §8), ringlav (VU), rotfingersvamp (VU), brunlångöra (NT, §4a), dropptaggsvamp (NT, T), fjällig taggsvamp s.str. (NT), fyrflikig jordstjärna (NT, T), mindre hackspett (NT, T, §4), motaggsvamp (NT, T), nordfladdermus (NT, §4a), reliktbock (NT, T), skarp dropptaggsvamp (NT), talltagel (NT, T), tallticka (NT, T), talltita (NT, §4), tjockfotad fingersvamp (NT), ullticka (NT, T), vedskivlav (NT, T), vedtrappmossa (NT, T), vintertagging (NT), vågticka (NT), björksplintborre (S), blomkålssvamp (S), blåmossa (S, T), bronshjon (S, T), granbarkgnagare (S, T), grovticka (S, T), grön sköldmossa (S, T, §8), grönpyrola (S, T), jättesvampmal (S), korallrot (S, T, §8), mindre märgborre (S, T), nästlav (S, T), plattlummer (S, T, §9), spindelblomster (S, T, §8), stubbspretmossa (S, T), thomsons trägnagare (S), trådticka (S, T), vedticka (S, T), västlig hakmossa (S), vågbandad barkbock (S), mattlummer (T, §9), spillkråka (T, §4), tjäder (T, §4), tofsmes (T, §4), dvärgpipistrell (§4a), större brunfladdermus (§4a), vattenfladdermus (§4a), åkergroda (§4a), vanlig groda (§6), vanlig padda (§6), vanlig snok (§6), fläcknycklar (§8) och revlummer (§9). Se Figur 1.</w:t>
+        <w:t>I och inom 25 meter från avverkningsanmälan finns fynd av 59 naturvårdsarter, varav 25 är rödlistade, 22 är fridlysta, 33 är typiska (T) och 21 är signalarter (S): garnlav (VU, T), goliatmusseron (VU, T), gränsticka (VU, T), gul taggsvamp (VU, T), knärot (VU, T, §8), ringlav (VU), rotfingersvamp (VU), brunlångöra (NT, §4a), dropptaggsvamp (NT, T), fjällig taggsvamp s.str. (NT), fyrflikig jordstjärna (NT, T), mindre hackspett (NT, T, §4), motaggsvamp (NT, T), nordfladdermus (NT, §4a), reliktbock (NT, T), skarp dropptaggsvamp (NT), talltagel (NT, T), tallticka (NT, T), talltita (NT, §4), tjockfotad fingersvamp (NT), ullticka (NT, T), vedskivlav (NT, T), vedtrappmossa (NT, T), vintertagging (NT), vågticka (NT), björksplintborre (S), blomkålssvamp (S), blåmossa (S, T), brandticka (S), bronshjon (S, T), granbarkgnagare (S, T), grovticka (S, T), grön sköldmossa (S, T, §8), grönpyrola (S, T), jättesvampmal (S), korallrot (S, T, §8), mindre märgborre (S, T), nästlav (S, T), plattlummer (S, T, §9), spindelblomster (S, T, §8), stubbspretmossa (S, T), thomsons trägnagare (S), trådticka (S, T), vedticka (S, T), västlig hakmossa (S), vågbandad barkbock (S), mattlummer (T, §9), spillkråka (T, §4), tjäder (T, §4), tofsmes (T, §4), dvärgpipistrell (§4a), större brunfladdermus (§4a), vattenfladdermus (§4a), åkergroda (§4a), vanlig groda (§6), vanlig padda (§6), vanlig snok (§6), fläcknycklar (§8) och revlummer (§9). Se Figur 1.</w:t>
       </w:r>
     </w:p>
     <w:p>
@@ -724,6 +724,17 @@
       </w:r>
       <w:r>
         <w:t xml:space="preserve"> (SLU Artdatabanken, 2025; Nitare &amp; Skogsstyrelsen, 2019).</w:t>
+      </w:r>
+    </w:p>
+    <w:p>
+      <w:r>
+        <w:rPr>
+          <w:b/>
+        </w:rPr>
+        <w:t xml:space="preserve">Brandticka </w:t>
+      </w:r>
+      <w:r>
+        <w:t>förekommer främst i olikåldrig fuktig granskog med mycket död ved, ofta i kärrkanter eller vid bäckar på lokaler med hög luftfuktighet. Växer huvudsakligen på grova granlågor, någon enstaka gång på tall, asp eller björk, och verkar knuten till ved som först rötats av klibbticka. Arten var tidigare rödlistad men en sentida ökning, bland annat i barkborreangripna granplanteringar i sydligaste Skandinavien har förändrat hotbilden. Populationen i landet kan påverkas negativt av kalavverkning och ett skogsbruk som innebär att mängden grova granlågor minskar. Även dikning och gallring som leder till ett torrare mikroklimat på växtplatserna kan ha negativ inverkan. För att säkerställa en gynnsam bevarandestatus på sikt bör områdesskydd av artens livsmiljöer upprättas på ett sätt som tryggar livskraftiga populationer på landskapsnivå. Vid skogsbruk bör grov död ved och skyddszoner vid kärr och vattendrag lämnas, och träd tillåtas åldras och dö på ett sätt som skapar kontinuerlig tillgång på livsmiljöer (SLU Artdatabanken, 2025).</w:t>
       </w:r>
     </w:p>
     <w:p>
@@ -2823,7 +2834,7 @@
     <w:r>
       <w:tab/>
       <w:tab/>
-      <w:t>2026-09-29</w:t>
+      <w:t>2026-09-30</w:t>
       <w:br/>
       <w:br/>
     </w:r>

--- a/tillsyn/A 3151-2025 tillsynsbegäran.docx
+++ b/tillsyn/A 3151-2025 tillsynsbegäran.docx
@@ -22,7 +22,7 @@
       <w:r>
         <w:drawing>
           <wp:inline xmlns:a="http://schemas.openxmlformats.org/drawingml/2006/main" xmlns:pic="http://schemas.openxmlformats.org/drawingml/2006/picture">
-            <wp:extent cx="4854836" cy="5724000"/>
+            <wp:extent cx="4859004" cy="5724000"/>
             <wp:docPr id="1" name="Picture 1"/>
             <wp:cNvGraphicFramePr>
               <a:graphicFrameLocks noChangeAspect="1"/>
@@ -43,7 +43,7 @@
                   <pic:spPr>
                     <a:xfrm>
                       <a:off x="0" y="0"/>
-                      <a:ext cx="4854836" cy="5724000"/>
+                      <a:ext cx="4859004" cy="5724000"/>
                     </a:xfrm>
                     <a:prstGeom prst="rect"/>
                   </pic:spPr>
@@ -2834,7 +2834,7 @@
     <w:r>
       <w:tab/>
       <w:tab/>
-      <w:t>2026-09-30</w:t>
+      <w:t>2026-10-01</w:t>
       <w:br/>
       <w:br/>
     </w:r>

--- a/tillsyn/A 3151-2025 tillsynsbegäran.docx
+++ b/tillsyn/A 3151-2025 tillsynsbegäran.docx
@@ -22,7 +22,7 @@
       <w:r>
         <w:drawing>
           <wp:inline xmlns:a="http://schemas.openxmlformats.org/drawingml/2006/main" xmlns:pic="http://schemas.openxmlformats.org/drawingml/2006/picture">
-            <wp:extent cx="4859004" cy="5724000"/>
+            <wp:extent cx="4861567" cy="5724000"/>
             <wp:docPr id="1" name="Picture 1"/>
             <wp:cNvGraphicFramePr>
               <a:graphicFrameLocks noChangeAspect="1"/>
@@ -43,7 +43,7 @@
                   <pic:spPr>
                     <a:xfrm>
                       <a:off x="0" y="0"/>
-                      <a:ext cx="4859004" cy="5724000"/>
+                      <a:ext cx="4861567" cy="5724000"/>
                     </a:xfrm>
                     <a:prstGeom prst="rect"/>
                   </pic:spPr>
@@ -2834,7 +2834,7 @@
     <w:r>
       <w:tab/>
       <w:tab/>
-      <w:t>2026-10-01</w:t>
+      <w:t>2026-10-02</w:t>
       <w:br/>
       <w:br/>
     </w:r>

--- a/tillsyn/A 3151-2025 tillsynsbegäran.docx
+++ b/tillsyn/A 3151-2025 tillsynsbegäran.docx
@@ -2834,7 +2834,7 @@
     <w:r>
       <w:tab/>
       <w:tab/>
-      <w:t>2026-10-02</w:t>
+      <w:t>2026-10-03</w:t>
       <w:br/>
       <w:br/>
     </w:r>

--- a/tillsyn/A 3151-2025 tillsynsbegäran.docx
+++ b/tillsyn/A 3151-2025 tillsynsbegäran.docx
@@ -2834,7 +2834,7 @@
     <w:r>
       <w:tab/>
       <w:tab/>
-      <w:t>2026-10-03</w:t>
+      <w:t>2026-10-04</w:t>
       <w:br/>
       <w:br/>
     </w:r>

--- a/tillsyn/A 3151-2025 tillsynsbegäran.docx
+++ b/tillsyn/A 3151-2025 tillsynsbegäran.docx
@@ -2834,7 +2834,7 @@
     <w:r>
       <w:tab/>
       <w:tab/>
-      <w:t>2026-10-04</w:t>
+      <w:t>2026-10-05</w:t>
       <w:br/>
       <w:br/>
     </w:r>

--- a/tillsyn/A 3151-2025 tillsynsbegäran.docx
+++ b/tillsyn/A 3151-2025 tillsynsbegäran.docx
@@ -22,7 +22,7 @@
       <w:r>
         <w:drawing>
           <wp:inline xmlns:a="http://schemas.openxmlformats.org/drawingml/2006/main" xmlns:pic="http://schemas.openxmlformats.org/drawingml/2006/picture">
-            <wp:extent cx="4861567" cy="5724000"/>
+            <wp:extent cx="5373130" cy="5724000"/>
             <wp:docPr id="1" name="Picture 1"/>
             <wp:cNvGraphicFramePr>
               <a:graphicFrameLocks noChangeAspect="1"/>
@@ -43,7 +43,7 @@
                   <pic:spPr>
                     <a:xfrm>
                       <a:off x="0" y="0"/>
-                      <a:ext cx="4861567" cy="5724000"/>
+                      <a:ext cx="5373130" cy="5724000"/>
                     </a:xfrm>
                     <a:prstGeom prst="rect"/>
                   </pic:spPr>
@@ -2834,7 +2834,7 @@
     <w:r>
       <w:tab/>
       <w:tab/>
-      <w:t>2026-10-05</w:t>
+      <w:t>2026-10-06</w:t>
       <w:br/>
       <w:br/>
     </w:r>

--- a/tillsyn/A 3151-2025 tillsynsbegäran.docx
+++ b/tillsyn/A 3151-2025 tillsynsbegäran.docx
@@ -22,7 +22,7 @@
       <w:r>
         <w:drawing>
           <wp:inline xmlns:a="http://schemas.openxmlformats.org/drawingml/2006/main" xmlns:pic="http://schemas.openxmlformats.org/drawingml/2006/picture">
-            <wp:extent cx="5373130" cy="5724000"/>
+            <wp:extent cx="5373656" cy="5724000"/>
             <wp:docPr id="1" name="Picture 1"/>
             <wp:cNvGraphicFramePr>
               <a:graphicFrameLocks noChangeAspect="1"/>
@@ -43,7 +43,7 @@
                   <pic:spPr>
                     <a:xfrm>
                       <a:off x="0" y="0"/>
-                      <a:ext cx="5373130" cy="5724000"/>
+                      <a:ext cx="5373656" cy="5724000"/>
                     </a:xfrm>
                     <a:prstGeom prst="rect"/>
                   </pic:spPr>
@@ -2834,7 +2834,7 @@
     <w:r>
       <w:tab/>
       <w:tab/>
-      <w:t>2026-10-06</w:t>
+      <w:t>2026-10-07</w:t>
       <w:br/>
       <w:br/>
     </w:r>

--- a/tillsyn/A 3151-2025 tillsynsbegäran.docx
+++ b/tillsyn/A 3151-2025 tillsynsbegäran.docx
@@ -2834,7 +2834,7 @@
     <w:r>
       <w:tab/>
       <w:tab/>
-      <w:t>2026-10-07</w:t>
+      <w:t>2026-10-08</w:t>
       <w:br/>
       <w:br/>
     </w:r>

--- a/tillsyn/A 3151-2025 tillsynsbegäran.docx
+++ b/tillsyn/A 3151-2025 tillsynsbegäran.docx
@@ -22,7 +22,7 @@
       <w:r>
         <w:drawing>
           <wp:inline xmlns:a="http://schemas.openxmlformats.org/drawingml/2006/main" xmlns:pic="http://schemas.openxmlformats.org/drawingml/2006/picture">
-            <wp:extent cx="5373656" cy="5724000"/>
+            <wp:extent cx="5377507" cy="5724000"/>
             <wp:docPr id="1" name="Picture 1"/>
             <wp:cNvGraphicFramePr>
               <a:graphicFrameLocks noChangeAspect="1"/>
@@ -43,7 +43,7 @@
                   <pic:spPr>
                     <a:xfrm>
                       <a:off x="0" y="0"/>
-                      <a:ext cx="5373656" cy="5724000"/>
+                      <a:ext cx="5377507" cy="5724000"/>
                     </a:xfrm>
                     <a:prstGeom prst="rect"/>
                   </pic:spPr>
@@ -2834,7 +2834,7 @@
     <w:r>
       <w:tab/>
       <w:tab/>
-      <w:t>2026-10-08</w:t>
+      <w:t>2026-10-09</w:t>
       <w:br/>
       <w:br/>
     </w:r>

--- a/tillsyn/A 3151-2025 tillsynsbegäran.docx
+++ b/tillsyn/A 3151-2025 tillsynsbegäran.docx
@@ -22,7 +22,7 @@
       <w:r>
         <w:drawing>
           <wp:inline xmlns:a="http://schemas.openxmlformats.org/drawingml/2006/main" xmlns:pic="http://schemas.openxmlformats.org/drawingml/2006/picture">
-            <wp:extent cx="5377507" cy="5724000"/>
+            <wp:extent cx="4875176" cy="5724000"/>
             <wp:docPr id="1" name="Picture 1"/>
             <wp:cNvGraphicFramePr>
               <a:graphicFrameLocks noChangeAspect="1"/>
@@ -43,7 +43,7 @@
                   <pic:spPr>
                     <a:xfrm>
                       <a:off x="0" y="0"/>
-                      <a:ext cx="5377507" cy="5724000"/>
+                      <a:ext cx="4875176" cy="5724000"/>
                     </a:xfrm>
                     <a:prstGeom prst="rect"/>
                   </pic:spPr>
@@ -2834,7 +2834,7 @@
     <w:r>
       <w:tab/>
       <w:tab/>
-      <w:t>2026-10-09</w:t>
+      <w:t>2026-10-10</w:t>
       <w:br/>
       <w:br/>
     </w:r>

--- a/tillsyn/A 3151-2025 tillsynsbegäran.docx
+++ b/tillsyn/A 3151-2025 tillsynsbegäran.docx
@@ -22,7 +22,7 @@
       <w:r>
         <w:drawing>
           <wp:inline xmlns:a="http://schemas.openxmlformats.org/drawingml/2006/main" xmlns:pic="http://schemas.openxmlformats.org/drawingml/2006/picture">
-            <wp:extent cx="4875176" cy="5724000"/>
+            <wp:extent cx="5377507" cy="5724000"/>
             <wp:docPr id="1" name="Picture 1"/>
             <wp:cNvGraphicFramePr>
               <a:graphicFrameLocks noChangeAspect="1"/>
@@ -43,7 +43,7 @@
                   <pic:spPr>
                     <a:xfrm>
                       <a:off x="0" y="0"/>
-                      <a:ext cx="4875176" cy="5724000"/>
+                      <a:ext cx="5377507" cy="5724000"/>
                     </a:xfrm>
                     <a:prstGeom prst="rect"/>
                   </pic:spPr>
@@ -2834,7 +2834,7 @@
     <w:r>
       <w:tab/>
       <w:tab/>
-      <w:t>2026-10-10</w:t>
+      <w:t>2026-10-11</w:t>
       <w:br/>
       <w:br/>
     </w:r>

--- a/tillsyn/A 3151-2025 tillsynsbegäran.docx
+++ b/tillsyn/A 3151-2025 tillsynsbegäran.docx
@@ -2834,7 +2834,7 @@
     <w:r>
       <w:tab/>
       <w:tab/>
-      <w:t>2026-10-11</w:t>
+      <w:t>2026-10-12</w:t>
       <w:br/>
       <w:br/>
     </w:r>

--- a/tillsyn/A 3151-2025 tillsynsbegäran.docx
+++ b/tillsyn/A 3151-2025 tillsynsbegäran.docx
@@ -22,7 +22,7 @@
       <w:r>
         <w:drawing>
           <wp:inline xmlns:a="http://schemas.openxmlformats.org/drawingml/2006/main" xmlns:pic="http://schemas.openxmlformats.org/drawingml/2006/picture">
-            <wp:extent cx="5377507" cy="5724000"/>
+            <wp:extent cx="5300871" cy="5724000"/>
             <wp:docPr id="1" name="Picture 1"/>
             <wp:cNvGraphicFramePr>
               <a:graphicFrameLocks noChangeAspect="1"/>
@@ -43,7 +43,7 @@
                   <pic:spPr>
                     <a:xfrm>
                       <a:off x="0" y="0"/>
-                      <a:ext cx="5377507" cy="5724000"/>
+                      <a:ext cx="5300871" cy="5724000"/>
                     </a:xfrm>
                     <a:prstGeom prst="rect"/>
                   </pic:spPr>
@@ -65,7 +65,7 @@
     </w:p>
     <w:p>
       <w:r>
-        <w:t>I och inom 25 meter från avverkningsanmälan finns fynd av 59 naturvårdsarter, varav 25 är rödlistade, 22 är fridlysta, 33 är typiska (T) och 21 är signalarter (S): garnlav (VU, T), goliatmusseron (VU, T), gränsticka (VU, T), gul taggsvamp (VU, T), knärot (VU, T, §8), ringlav (VU), rotfingersvamp (VU), brunlångöra (NT, §4a), dropptaggsvamp (NT, T), fjällig taggsvamp s.str. (NT), fyrflikig jordstjärna (NT, T), mindre hackspett (NT, T, §4), motaggsvamp (NT, T), nordfladdermus (NT, §4a), reliktbock (NT, T), skarp dropptaggsvamp (NT), talltagel (NT, T), tallticka (NT, T), talltita (NT, §4), tjockfotad fingersvamp (NT), ullticka (NT, T), vedskivlav (NT, T), vedtrappmossa (NT, T), vintertagging (NT), vågticka (NT), björksplintborre (S), blomkålssvamp (S), blåmossa (S, T), brandticka (S), bronshjon (S, T), granbarkgnagare (S, T), grovticka (S, T), grön sköldmossa (S, T, §8), grönpyrola (S, T), jättesvampmal (S), korallrot (S, T, §8), mindre märgborre (S, T), nästlav (S, T), plattlummer (S, T, §9), spindelblomster (S, T, §8), stubbspretmossa (S, T), thomsons trägnagare (S), trådticka (S, T), vedticka (S, T), västlig hakmossa (S), vågbandad barkbock (S), mattlummer (T, §9), spillkråka (T, §4), tjäder (T, §4), tofsmes (T, §4), dvärgpipistrell (§4a), större brunfladdermus (§4a), vattenfladdermus (§4a), åkergroda (§4a), vanlig groda (§6), vanlig padda (§6), vanlig snok (§6), fläcknycklar (§8) och revlummer (§9). Se Figur 1.</w:t>
+        <w:t>I och inom 25 meter från avverkningsanmälan finns fynd av 60 naturvårdsarter, varav 25 är rödlistade, 22 är fridlysta, 34 är typiska (T) och 21 är signalarter (S): garnlav (VU, T), goliatmusseron (VU, T), gränsticka (VU, T), gul taggsvamp (VU, T), knärot (VU, T, §8), ringlav (VU), rotfingersvamp (VU), brunlångöra (NT, §4a), dropptaggsvamp (NT, T), fjällig taggsvamp s.str. (NT), fyrflikig jordstjärna (NT, T), mindre hackspett (NT, T, §4), motaggsvamp (NT, T), nordfladdermus (NT, §4a), reliktbock (NT, T), skarp dropptaggsvamp (NT), talltagel (NT, T), tallticka (NT, T), talltita (NT, §4), tjockfotad fingersvamp (NT), ullticka (NT, T), vedskivlav (NT, T), vedtrappmossa (NT, T), vintertagging (NT), vågticka (NT), björksplintborre (S), blomkålssvamp (S), blåmossa (S, T), brandticka (S), bronshjon (S, T), granbarkgnagare (S, T), grovticka (S, T), grön sköldmossa (S, T, §8), grönpyrola (S, T), jättesvampmal (S), korallrot (S, T, §8), mindre märgborre (S, T), nästlav (S, T), plattlummer (S, T, §9), spindelblomster (S, T, §8), stubbspretmossa (S, T), thomsons trägnagare (S), trådticka (S, T), vedticka (S, T), västlig hakmossa (S), vågbandad barkbock (S), hultbräken (T), mattlummer (T, §9), spillkråka (T, §4), tjäder (T, §4), tofsmes (T, §4), dvärgpipistrell (§4a), större brunfladdermus (§4a), vattenfladdermus (§4a), åkergroda (§4a), vanlig groda (§6), vanlig padda (§6), vanlig snok (§6), fläcknycklar (§8) och revlummer (§9). Se Figur 1.</w:t>
       </w:r>
     </w:p>
     <w:p>
@@ -1078,6 +1078,26 @@
         <w:rPr>
           <w:b/>
         </w:rPr>
+        <w:t xml:space="preserve">Hultbräken </w:t>
+      </w:r>
+      <w:r>
+        <w:t xml:space="preserve">är typisk art för </w:t>
+      </w:r>
+      <w:r>
+        <w:rPr>
+          <w:i/>
+        </w:rPr>
+        <w:t xml:space="preserve">9050 Näringsrik granskog </w:t>
+      </w:r>
+      <w:r>
+        <w:t>(SLU Artdatabanken, 2025).</w:t>
+      </w:r>
+    </w:p>
+    <w:p>
+      <w:r>
+        <w:rPr>
+          <w:b/>
+        </w:rPr>
         <w:t>Mattlummer (§9)</w:t>
       </w:r>
       <w:r>
@@ -1259,7 +1279,7 @@
     </w:p>
     <w:p>
       <w:r>
-        <w:t>Följande typiska arter har sina livsmiljöer och växtplatser i den avverkningsanmälda skogen: garnlav (VU, T), goliatmusseron (VU, T), gränsticka (VU, T), gul taggsvamp (VU, T), knärot (VU, T, §8), dropptaggsvamp (NT, T), fyrflikig jordstjärna (NT, T), mindre hackspett (NT, T, §4), motaggsvamp (NT, T), reliktbock (NT, T), talltagel (NT, T), tallticka (NT, T), ullticka (NT, T), vedskivlav (NT, T), vedtrappmossa (NT, T), blåmossa (S, T), bronshjon (S, T), granbarkgnagare (S, T), grovticka (S, T), grön sköldmossa (S, T, §8), grönpyrola (S, T), korallrot (S, T, §8), mindre märgborre (S, T), nästlav (S, T), plattlummer (S, T, §9), spindelblomster (S, T, §8), stubbspretmossa (S, T), trådticka (S, T), vedticka (S, T), mattlummer (T, §9), spillkråka (T, §4), tjäder (T, §4) och tofsmes (T, §4).</w:t>
+        <w:t>Följande typiska arter har sina livsmiljöer och växtplatser i den avverkningsanmälda skogen: garnlav (VU, T), goliatmusseron (VU, T), gränsticka (VU, T), gul taggsvamp (VU, T), knärot (VU, T, §8), dropptaggsvamp (NT, T), fyrflikig jordstjärna (NT, T), mindre hackspett (NT, T, §4), motaggsvamp (NT, T), reliktbock (NT, T), talltagel (NT, T), tallticka (NT, T), ullticka (NT, T), vedskivlav (NT, T), vedtrappmossa (NT, T), blåmossa (S, T), bronshjon (S, T), granbarkgnagare (S, T), grovticka (S, T), grön sköldmossa (S, T, §8), grönpyrola (S, T), korallrot (S, T, §8), mindre märgborre (S, T), nästlav (S, T), plattlummer (S, T, §9), spindelblomster (S, T, §8), stubbspretmossa (S, T), trådticka (S, T), vedticka (S, T), hultbräken (T), mattlummer (T, §9), spillkråka (T, §4), tjäder (T, §4) och tofsmes (T, §4).</w:t>
       </w:r>
     </w:p>
     <w:p>
@@ -2834,7 +2854,7 @@
     <w:r>
       <w:tab/>
       <w:tab/>
-      <w:t>2026-10-12</w:t>
+      <w:t>2026-10-13</w:t>
       <w:br/>
       <w:br/>
     </w:r>

--- a/tillsyn/A 3151-2025 tillsynsbegäran.docx
+++ b/tillsyn/A 3151-2025 tillsynsbegäran.docx
@@ -22,7 +22,7 @@
       <w:r>
         <w:drawing>
           <wp:inline xmlns:a="http://schemas.openxmlformats.org/drawingml/2006/main" xmlns:pic="http://schemas.openxmlformats.org/drawingml/2006/picture">
-            <wp:extent cx="5300871" cy="5724000"/>
+            <wp:extent cx="5275827" cy="5724000"/>
             <wp:docPr id="1" name="Picture 1"/>
             <wp:cNvGraphicFramePr>
               <a:graphicFrameLocks noChangeAspect="1"/>
@@ -43,7 +43,7 @@
                   <pic:spPr>
                     <a:xfrm>
                       <a:off x="0" y="0"/>
-                      <a:ext cx="5300871" cy="5724000"/>
+                      <a:ext cx="5275827" cy="5724000"/>
                     </a:xfrm>
                     <a:prstGeom prst="rect"/>
                   </pic:spPr>
@@ -2854,7 +2854,7 @@
     <w:r>
       <w:tab/>
       <w:tab/>
-      <w:t>2026-10-13</w:t>
+      <w:t>2026-10-14</w:t>
       <w:br/>
       <w:br/>
     </w:r>

--- a/tillsyn/A 3151-2025 tillsynsbegäran.docx
+++ b/tillsyn/A 3151-2025 tillsynsbegäran.docx
@@ -2854,7 +2854,7 @@
     <w:r>
       <w:tab/>
       <w:tab/>
-      <w:t>2026-10-14</w:t>
+      <w:t>2026-10-15</w:t>
       <w:br/>
       <w:br/>
     </w:r>

--- a/tillsyn/A 3151-2025 tillsynsbegäran.docx
+++ b/tillsyn/A 3151-2025 tillsynsbegäran.docx
@@ -22,7 +22,7 @@
       <w:r>
         <w:drawing>
           <wp:inline xmlns:a="http://schemas.openxmlformats.org/drawingml/2006/main" xmlns:pic="http://schemas.openxmlformats.org/drawingml/2006/picture">
-            <wp:extent cx="5275827" cy="5724000"/>
+            <wp:extent cx="5300871" cy="5724000"/>
             <wp:docPr id="1" name="Picture 1"/>
             <wp:cNvGraphicFramePr>
               <a:graphicFrameLocks noChangeAspect="1"/>
@@ -43,7 +43,7 @@
                   <pic:spPr>
                     <a:xfrm>
                       <a:off x="0" y="0"/>
-                      <a:ext cx="5275827" cy="5724000"/>
+                      <a:ext cx="5300871" cy="5724000"/>
                     </a:xfrm>
                     <a:prstGeom prst="rect"/>
                   </pic:spPr>
@@ -2854,7 +2854,7 @@
     <w:r>
       <w:tab/>
       <w:tab/>
-      <w:t>2026-10-15</w:t>
+      <w:t>2026-10-16</w:t>
       <w:br/>
       <w:br/>
     </w:r>

--- a/tillsyn/A 3151-2025 tillsynsbegäran.docx
+++ b/tillsyn/A 3151-2025 tillsynsbegäran.docx
@@ -2854,7 +2854,7 @@
     <w:r>
       <w:tab/>
       <w:tab/>
-      <w:t>2026-10-16</w:t>
+      <w:t>2026-10-17</w:t>
       <w:br/>
       <w:br/>
     </w:r>

--- a/tillsyn/A 3151-2025 tillsynsbegäran.docx
+++ b/tillsyn/A 3151-2025 tillsynsbegäran.docx
@@ -2854,7 +2854,7 @@
     <w:r>
       <w:tab/>
       <w:tab/>
-      <w:t>2026-10-17</w:t>
+      <w:t>2026-10-18</w:t>
       <w:br/>
       <w:br/>
     </w:r>

--- a/tillsyn/A 3151-2025 tillsynsbegäran.docx
+++ b/tillsyn/A 3151-2025 tillsynsbegäran.docx
@@ -2854,7 +2854,7 @@
     <w:r>
       <w:tab/>
       <w:tab/>
-      <w:t>2026-10-18</w:t>
+      <w:t>2026-10-19</w:t>
       <w:br/>
       <w:br/>
     </w:r>

--- a/tillsyn/A 3151-2025 tillsynsbegäran.docx
+++ b/tillsyn/A 3151-2025 tillsynsbegäran.docx
@@ -2854,7 +2854,7 @@
     <w:r>
       <w:tab/>
       <w:tab/>
-      <w:t>2026-10-19</w:t>
+      <w:t>2026-10-20</w:t>
       <w:br/>
       <w:br/>
     </w:r>

--- a/tillsyn/A 3151-2025 tillsynsbegäran.docx
+++ b/tillsyn/A 3151-2025 tillsynsbegäran.docx
@@ -2854,7 +2854,7 @@
     <w:r>
       <w:tab/>
       <w:tab/>
-      <w:t>2026-10-20</w:t>
+      <w:t>2026-10-21</w:t>
       <w:br/>
       <w:br/>
     </w:r>

--- a/tillsyn/A 3151-2025 tillsynsbegäran.docx
+++ b/tillsyn/A 3151-2025 tillsynsbegäran.docx
@@ -2854,7 +2854,7 @@
     <w:r>
       <w:tab/>
       <w:tab/>
-      <w:t>2026-10-21</w:t>
+      <w:t>2026-10-22</w:t>
       <w:br/>
       <w:br/>
     </w:r>

--- a/tillsyn/A 3151-2025 tillsynsbegäran.docx
+++ b/tillsyn/A 3151-2025 tillsynsbegäran.docx
@@ -2854,7 +2854,7 @@
     <w:r>
       <w:tab/>
       <w:tab/>
-      <w:t>2026-10-22</w:t>
+      <w:t>2026-10-23</w:t>
       <w:br/>
       <w:br/>
     </w:r>

--- a/tillsyn/A 3151-2025 tillsynsbegäran.docx
+++ b/tillsyn/A 3151-2025 tillsynsbegäran.docx
@@ -2854,7 +2854,7 @@
     <w:r>
       <w:tab/>
       <w:tab/>
-      <w:t>2026-10-23</w:t>
+      <w:t>2026-10-24</w:t>
       <w:br/>
       <w:br/>
     </w:r>

--- a/tillsyn/A 3151-2025 tillsynsbegäran.docx
+++ b/tillsyn/A 3151-2025 tillsynsbegäran.docx
@@ -2854,7 +2854,7 @@
     <w:r>
       <w:tab/>
       <w:tab/>
-      <w:t>2026-10-24</w:t>
+      <w:t>2026-10-25</w:t>
       <w:br/>
       <w:br/>
     </w:r>

--- a/tillsyn/A 3151-2025 tillsynsbegäran.docx
+++ b/tillsyn/A 3151-2025 tillsynsbegäran.docx
@@ -2854,7 +2854,7 @@
     <w:r>
       <w:tab/>
       <w:tab/>
-      <w:t>2026-10-25</w:t>
+      <w:t>2026-10-26</w:t>
       <w:br/>
       <w:br/>
     </w:r>

--- a/tillsyn/A 3151-2025 tillsynsbegäran.docx
+++ b/tillsyn/A 3151-2025 tillsynsbegäran.docx
@@ -22,7 +22,7 @@
       <w:r>
         <w:drawing>
           <wp:inline xmlns:a="http://schemas.openxmlformats.org/drawingml/2006/main" xmlns:pic="http://schemas.openxmlformats.org/drawingml/2006/picture">
-            <wp:extent cx="5300871" cy="5724000"/>
+            <wp:extent cx="5323220" cy="5724000"/>
             <wp:docPr id="1" name="Picture 1"/>
             <wp:cNvGraphicFramePr>
               <a:graphicFrameLocks noChangeAspect="1"/>
@@ -43,7 +43,7 @@
                   <pic:spPr>
                     <a:xfrm>
                       <a:off x="0" y="0"/>
-                      <a:ext cx="5300871" cy="5724000"/>
+                      <a:ext cx="5323220" cy="5724000"/>
                     </a:xfrm>
                     <a:prstGeom prst="rect"/>
                   </pic:spPr>
@@ -2854,7 +2854,7 @@
     <w:r>
       <w:tab/>
       <w:tab/>
-      <w:t>2026-10-26</w:t>
+      <w:t>2026-10-27</w:t>
       <w:br/>
       <w:br/>
     </w:r>

--- a/tillsyn/A 3151-2025 tillsynsbegäran.docx
+++ b/tillsyn/A 3151-2025 tillsynsbegäran.docx
@@ -22,7 +22,7 @@
       <w:r>
         <w:drawing>
           <wp:inline xmlns:a="http://schemas.openxmlformats.org/drawingml/2006/main" xmlns:pic="http://schemas.openxmlformats.org/drawingml/2006/picture">
-            <wp:extent cx="5323220" cy="5724000"/>
+            <wp:extent cx="5327008" cy="5724000"/>
             <wp:docPr id="1" name="Picture 1"/>
             <wp:cNvGraphicFramePr>
               <a:graphicFrameLocks noChangeAspect="1"/>
@@ -43,7 +43,7 @@
                   <pic:spPr>
                     <a:xfrm>
                       <a:off x="0" y="0"/>
-                      <a:ext cx="5323220" cy="5724000"/>
+                      <a:ext cx="5327008" cy="5724000"/>
                     </a:xfrm>
                     <a:prstGeom prst="rect"/>
                   </pic:spPr>
@@ -2854,7 +2854,7 @@
     <w:r>
       <w:tab/>
       <w:tab/>
-      <w:t>2026-10-27</w:t>
+      <w:t>2026-10-28</w:t>
       <w:br/>
       <w:br/>
     </w:r>

--- a/tillsyn/A 3151-2025 tillsynsbegäran.docx
+++ b/tillsyn/A 3151-2025 tillsynsbegäran.docx
@@ -22,7 +22,7 @@
       <w:r>
         <w:drawing>
           <wp:inline xmlns:a="http://schemas.openxmlformats.org/drawingml/2006/main" xmlns:pic="http://schemas.openxmlformats.org/drawingml/2006/picture">
-            <wp:extent cx="5327008" cy="5724000"/>
+            <wp:extent cx="5333464" cy="5724000"/>
             <wp:docPr id="1" name="Picture 1"/>
             <wp:cNvGraphicFramePr>
               <a:graphicFrameLocks noChangeAspect="1"/>
@@ -43,7 +43,7 @@
                   <pic:spPr>
                     <a:xfrm>
                       <a:off x="0" y="0"/>
-                      <a:ext cx="5327008" cy="5724000"/>
+                      <a:ext cx="5333464" cy="5724000"/>
                     </a:xfrm>
                     <a:prstGeom prst="rect"/>
                   </pic:spPr>
@@ -2854,7 +2854,7 @@
     <w:r>
       <w:tab/>
       <w:tab/>
-      <w:t>2026-10-28</w:t>
+      <w:t>2026-10-29</w:t>
       <w:br/>
       <w:br/>
     </w:r>

--- a/tillsyn/A 3151-2025 tillsynsbegäran.docx
+++ b/tillsyn/A 3151-2025 tillsynsbegäran.docx
@@ -2854,7 +2854,7 @@
     <w:r>
       <w:tab/>
       <w:tab/>
-      <w:t>2026-10-29</w:t>
+      <w:t>2026-10-31</w:t>
       <w:br/>
       <w:br/>
     </w:r>
